--- a/blog-content/Can-Google-Detect-AI-Content.docx
+++ b/blog-content/Can-Google-Detect-AI-Content.docx
@@ -227,7 +227,7 @@
         </w:rPr>
         <w:t xml:space="preserve"> In its </w:t>
       </w:r>
-      <w:hyperlink w:history="1" r:id="rIdhqw6l_4cynzn_6xcchjbh">
+      <w:hyperlink w:history="1" r:id="rIdl0bphodeiacpkz5bw1rsv">
         <w:r>
           <w:rPr>
             <w:rStyle w:val="Hyperlink"/>
@@ -249,7 +249,7 @@
         </w:rPr>
         <w:t xml:space="preserve">, Google said it rewards high-quality content however it's produced. Its </w:t>
       </w:r>
-      <w:hyperlink w:history="1" r:id="rIdmfjsup6jipongjnl_0xl-">
+      <w:hyperlink w:history="1" r:id="rIdazzttg86z9_ixwll8qss8">
         <w:r>
           <w:rPr>
             <w:rStyle w:val="Hyperlink"/>
@@ -300,7 +300,7 @@
         </w:rPr>
         <w:t xml:space="preserve"> Search Engine Journal reported that the LinkedIn profile of Chris Nelson, a Google Search employee who co-authored that guidance, mentions building ranking solutions for the </w:t>
       </w:r>
-      <w:hyperlink w:history="1" r:id="rIdc0rb1-vhnkmnr3v8iv8bl">
+      <w:hyperlink w:history="1" r:id="rIddolbyaljj_jc-i2kshphx">
         <w:r>
           <w:rPr>
             <w:rStyle w:val="Hyperlink"/>
@@ -351,7 +351,7 @@
         </w:rPr>
         <w:t xml:space="preserve"> DeepMind's SynthID-Text, described in a </w:t>
       </w:r>
-      <w:hyperlink w:history="1" r:id="rIde4hbpdctshrwhqaywv7lf">
+      <w:hyperlink w:history="1" r:id="rIdzz5sdam1ufduti9rodsrf">
         <w:r>
           <w:rPr>
             <w:rStyle w:val="Hyperlink"/>
@@ -432,7 +432,7 @@
         </w:rPr>
         <w:t xml:space="preserve">The largest public study backs this up. In July 2025, Ahrefs checked the top 20 results for 100,000 keywords, 600,000 pages in total, with its own AI detector. The </w:t>
       </w:r>
-      <w:hyperlink w:history="1" r:id="rId-brotmraeizsjtz4tcf8j">
+      <w:hyperlink w:history="1" r:id="rIdxh6n-mokbzzf3cn4g6aps">
         <w:r>
           <w:rPr>
             <w:rStyle w:val="Hyperlink"/>
@@ -576,7 +576,7 @@
         </w:rPr>
         <w:t xml:space="preserve">Google's July 2026 </w:t>
       </w:r>
-      <w:hyperlink w:history="1" r:id="rIdwzgnbmsmy818q7ohkg7rp">
+      <w:hyperlink w:history="1" r:id="rIdtj_igb_alwdfwznqjf_il">
         <w:r>
           <w:rPr>
             <w:rStyle w:val="Hyperlink"/>
@@ -712,7 +712,7 @@
         </w:rPr>
         <w:t xml:space="preserve"> Google's </w:t>
       </w:r>
-      <w:hyperlink w:history="1" r:id="rIdohnhjqxt7vp9qklfjo1dj">
+      <w:hyperlink w:history="1" r:id="rIdjhtwfpt_bcj2u3oluk-gn">
         <w:r>
           <w:rPr>
             <w:rStyle w:val="Hyperlink"/>
@@ -734,7 +734,7 @@
         </w:rPr>
         <w:t xml:space="preserve">, last updated in August 2026, define scaled content abuse as generating many pages to manipulate rankings rather than help users. The policy lists "using generative AI tools or other similar tools" as one method, next to scraping and synonym swapping. Google enforces these policies through regular spam updates. Its </w:t>
       </w:r>
-      <w:hyperlink w:history="1" r:id="rIdliedlcvodcydgxoxep103">
+      <w:hyperlink w:history="1" r:id="rIdtjqtcrfgzrnvejr65uv4e">
         <w:r>
           <w:rPr>
             <w:rStyle w:val="Hyperlink"/>
@@ -781,7 +781,7 @@
         </w:rPr>
         <w:t xml:space="preserve"> In March 2024, Google announced a core update aimed at </w:t>
       </w:r>
-      <w:hyperlink w:history="1" r:id="rIdc08znhls_bh959rqiyfpg">
+      <w:hyperlink w:history="1" r:id="rIduuf68ay0bucom7uifp2f5">
         <w:r>
           <w:rPr>
             <w:rStyle w:val="Hyperlink"/>
@@ -828,7 +828,7 @@
         </w:rPr>
         <w:t xml:space="preserve"> Google's </w:t>
       </w:r>
-      <w:hyperlink w:history="1" r:id="rIdai-x4oitgb_rqn8ptffkw">
+      <w:hyperlink w:history="1" r:id="rIdndbgybcqphe4cj9hm9ztu">
         <w:r>
           <w:rPr>
             <w:rStyle w:val="Hyperlink"/>
@@ -1012,7 +1012,7 @@
         </w:rPr>
         <w:t xml:space="preserve">When Google's March 2024 update began, it also issued manual actions, and some sites vanished from search entirely. Originality.ai, which sells an AI detector, checked 79,000 sites on three ad networks and </w:t>
       </w:r>
-      <w:hyperlink w:history="1" r:id="rIdugyi2ia3hwi37x4tj-btg">
+      <w:hyperlink w:history="1" r:id="rIdz57el7xxrbrotzhkjhnyc">
         <w:r>
           <w:rPr>
             <w:rStyle w:val="Hyperlink"/>
@@ -1063,21 +1063,68 @@
           <w:sz w:val="36"/>
           <w:szCs w:val="36"/>
         </w:rPr>
-        <w:t xml:space="preserve">What happened when I tested a free AI detector?</w:t>
-      </w:r>
-    </w:p>
-    <w:p>
-      <w:pPr>
-        <w:spacing w:after="160"/>
-      </w:pPr>
-      <w:r>
-        <w:rPr>
-          <w:rFonts w:ascii="Calibri" w:cs="Calibri" w:eastAsia="Calibri" w:hAnsi="Calibri"/>
-          <w:color w:val="333333"/>
-          <w:sz w:val="24"/>
-          <w:szCs w:val="24"/>
-        </w:rPr>
-        <w:t xml:space="preserve">I ran 37 texts through the free, pattern-based detector we built for BrightlyFuture: 27 texts written by people between 1788 and 2012, 6 raw AI drafts and 4 AI drafts I had edited by hand. It labelled 20 of the 27 human texts "Mixed", scored the Federalist Papers higher than the average raw AI draft, and didn't label a single AI text "Likely AI".</w:t>
+        <w:t xml:space="preserve">What happened when I tested AI detectors myself?</w:t>
+      </w:r>
+    </w:p>
+    <w:p>
+      <w:pPr>
+        <w:spacing w:after="160"/>
+      </w:pPr>
+      <w:r>
+        <w:rPr>
+          <w:rFonts w:ascii="Calibri" w:cs="Calibri" w:eastAsia="Calibri" w:hAnsi="Calibri"/>
+          <w:color w:val="333333"/>
+          <w:sz w:val="24"/>
+          <w:szCs w:val="24"/>
+        </w:rPr>
+        <w:t xml:space="preserve">I tested the free detector we originally built for BrightlyFuture on 37 texts, and it failed: it labelled 20 of 27 human texts "Mixed" and didn't label a single raw AI draft "Likely AI". So I rebuilt it and tested the new version on 176 texts it had never seen. It flagged 87% of ChatGPT answers, but it also flagged 16% of human writing.</w:t>
+      </w:r>
+    </w:p>
+    <w:p>
+      <w:pPr>
+        <w:spacing w:after="160"/>
+      </w:pPr>
+      <w:r>
+        <w:rPr>
+          <w:rFonts w:ascii="Calibri" w:cs="Calibri" w:eastAsia="Calibri" w:hAnsi="Calibri"/>
+          <w:b/>
+          <w:bCs/>
+          <w:color w:val="333333"/>
+          <w:sz w:val="24"/>
+          <w:szCs w:val="24"/>
+        </w:rPr>
+        <w:t xml:space="preserve">Round 1: the original tool.</w:t>
+      </w:r>
+      <w:r>
+        <w:rPr>
+          <w:rFonts w:ascii="Calibri" w:cs="Calibri" w:eastAsia="Calibri" w:hAnsi="Calibri"/>
+          <w:color w:val="333333"/>
+          <w:sz w:val="24"/>
+          <w:szCs w:val="24"/>
+        </w:rPr>
+        <w:t xml:space="preserve"> I used 27 texts written by people between 1788 and 2012 (Darwin, Austen, Twain, Melville, Conan Doyle, the Federalist Papers and Paul Graham essays), 6 raw AI drafts and 4 AI drafts I had edited by hand, the way I describe in </w:t>
+      </w:r>
+      <w:hyperlink w:history="1" r:id="rIdfbglgmjnts9cwnipntxvq">
+        <w:r>
+          <w:rPr>
+            <w:rStyle w:val="Hyperlink"/>
+            <w:rFonts w:ascii="Calibri" w:cs="Calibri" w:eastAsia="Calibri" w:hAnsi="Calibri"/>
+            <w:color w:val="0563C1"/>
+            <w:sz w:val="24"/>
+            <w:szCs w:val="24"/>
+            <w:u w:val="single"/>
+          </w:rPr>
+          <w:t xml:space="preserve">how to humanize AI content</w:t>
+        </w:r>
+      </w:hyperlink>
+      <w:r>
+        <w:rPr>
+          <w:rFonts w:ascii="Calibri" w:cs="Calibri" w:eastAsia="Calibri" w:hAnsi="Calibri"/>
+          <w:color w:val="333333"/>
+          <w:sz w:val="24"/>
+          <w:szCs w:val="24"/>
+        </w:rPr>
+        <w:t xml:space="preserve">.</w:t>
       </w:r>
     </w:p>
     <w:p>
@@ -1090,7 +1137,7 @@
           <w:sz w:val="20"/>
           <w:szCs w:val="20"/>
         </w:rPr>
-        <w:t xml:space="preserve">[Image: 03-google-ai-detector-test.webp] Alt: Test results: 27 human texts, 6 raw AI drafts and 4 edited AI drafts run through a free AI detector</w:t>
+        <w:t xml:space="preserve">[Image: 03-google-ai-detector-test.webp] Alt: Round 1: 27 human texts, 6 raw AI drafts and 4 edited AI drafts run through our original detector</w:t>
       </w:r>
     </w:p>
     <w:p>
@@ -1138,42 +1185,6 @@
         </w:drawing>
       </w:r>
     </w:p>
-    <w:p>
-      <w:pPr>
-        <w:spacing w:after="160"/>
-      </w:pPr>
-      <w:r>
-        <w:rPr>
-          <w:rFonts w:ascii="Calibri" w:cs="Calibri" w:eastAsia="Calibri" w:hAnsi="Calibri"/>
-          <w:color w:val="333333"/>
-          <w:sz w:val="24"/>
-          <w:szCs w:val="24"/>
-        </w:rPr>
-        <w:t xml:space="preserve">The human texts came from Project Gutenberg (Darwin, Austen, Twain, Melville, Conan Doyle and the Federalist Papers) plus three Paul Graham essays, all written long before AI writing tools existed. The AI drafts were generated for this test on everyday topics like budgeting and remote work. The edited versions kept the same advice but added first-person detail and varied sentence length, the same edits I describe in </w:t>
-      </w:r>
-      <w:hyperlink w:history="1" r:id="rIdkd-sib8dczvs18ywfw6s4">
-        <w:r>
-          <w:rPr>
-            <w:rStyle w:val="Hyperlink"/>
-            <w:rFonts w:ascii="Calibri" w:cs="Calibri" w:eastAsia="Calibri" w:hAnsi="Calibri"/>
-            <w:color w:val="0563C1"/>
-            <w:sz w:val="24"/>
-            <w:szCs w:val="24"/>
-            <w:u w:val="single"/>
-          </w:rPr>
-          <w:t xml:space="preserve">how to humanize AI content</w:t>
-        </w:r>
-      </w:hyperlink>
-      <w:r>
-        <w:rPr>
-          <w:rFonts w:ascii="Calibri" w:cs="Calibri" w:eastAsia="Calibri" w:hAnsi="Calibri"/>
-          <w:color w:val="333333"/>
-          <w:sz w:val="24"/>
-          <w:szCs w:val="24"/>
-        </w:rPr>
-        <w:t xml:space="preserve">.</w:t>
-      </w:r>
-    </w:p>
     <w:tbl>
       <w:tblPr>
         <w:tblW w:type="pct" w:w="100%"/>
@@ -1617,21 +1628,428 @@
           <w:sz w:val="24"/>
           <w:szCs w:val="24"/>
         </w:rPr>
-        <w:t xml:space="preserve">Formal human writing scored as "more AI" than casual human writing, and light editing was enough to make AI text read as human. That isn't a flaw unique to our tool. Pattern-based detectors measure style, and style is easy to change in both directions.</w:t>
-      </w:r>
-    </w:p>
-    <w:p>
-      <w:pPr>
-        <w:spacing w:after="160"/>
-      </w:pPr>
-      <w:r>
-        <w:rPr>
-          <w:rFonts w:ascii="Calibri" w:cs="Calibri" w:eastAsia="Calibri" w:hAnsi="Calibri"/>
-          <w:color w:val="333333"/>
-          <w:sz w:val="24"/>
-          <w:szCs w:val="24"/>
-        </w:rPr>
-        <w:t xml:space="preserve">Commercial detectors use trained models and do better on unedited AI text, but the research shows the same weak spots:</w:t>
+        <w:t xml:space="preserve">The Federalist Papers scored as "more AI" than the average AI draft. The tool started every sentence at 50% AI and rewarded casual style, so formal human writing looked suspicious and lightly edited AI looked human.</w:t>
+      </w:r>
+    </w:p>
+    <w:p>
+      <w:pPr>
+        <w:spacing w:after="160"/>
+      </w:pPr>
+      <w:r>
+        <w:rPr>
+          <w:rFonts w:ascii="Calibri" w:cs="Calibri" w:eastAsia="Calibri" w:hAnsi="Calibri"/>
+          <w:b/>
+          <w:bCs/>
+          <w:color w:val="333333"/>
+          <w:sz w:val="24"/>
+          <w:szCs w:val="24"/>
+        </w:rPr>
+        <w:t xml:space="preserve">Round 2: the rebuilt checker.</w:t>
+      </w:r>
+      <w:r>
+        <w:rPr>
+          <w:rFonts w:ascii="Calibri" w:cs="Calibri" w:eastAsia="Calibri" w:hAnsi="Calibri"/>
+          <w:color w:val="333333"/>
+          <w:sz w:val="24"/>
+          <w:szCs w:val="24"/>
+        </w:rPr>
+        <w:t xml:space="preserve"> I rewrote it to measure 14 signals that differ between unedited AI and human text, including stock AI phrases, lists of three, sentence-length variety, specific details, personal voice and informal slips. I fitted the weights on part of </w:t>
+      </w:r>
+      <w:hyperlink w:history="1" r:id="rIdl76gubr2gbmebqlemdnnw">
+        <w:r>
+          <w:rPr>
+            <w:rStyle w:val="Hyperlink"/>
+            <w:rFonts w:ascii="Calibri" w:cs="Calibri" w:eastAsia="Calibri" w:hAnsi="Calibri"/>
+            <w:color w:val="0563C1"/>
+            <w:sz w:val="24"/>
+            <w:szCs w:val="24"/>
+            <w:u w:val="single"/>
+          </w:rPr>
+          <w:t xml:space="preserve">HC3</w:t>
+        </w:r>
+      </w:hyperlink>
+      <w:r>
+        <w:rPr>
+          <w:rFonts w:ascii="Calibri" w:cs="Calibri" w:eastAsia="Calibri" w:hAnsi="Calibri"/>
+          <w:color w:val="333333"/>
+          <w:sz w:val="24"/>
+          <w:szCs w:val="24"/>
+        </w:rPr>
+        <w:t xml:space="preserve">, a public research dataset of human and ChatGPT answers to the same questions, then tested on 176 texts the model had never seen.</w:t>
+      </w:r>
+    </w:p>
+    <w:p>
+      <w:r>
+        <w:rPr>
+          <w:rFonts w:ascii="Calibri" w:cs="Calibri" w:eastAsia="Calibri" w:hAnsi="Calibri"/>
+          <w:i/>
+          <w:iCs/>
+          <w:color w:val="7C3AED"/>
+          <w:sz w:val="20"/>
+          <w:szCs w:val="20"/>
+        </w:rPr>
+        <w:t xml:space="preserve">[Image: 07-google-ai-old-vs-new.webp] Alt: Old detector vs rebuilt checker on 176 unseen texts</w:t>
+      </w:r>
+    </w:p>
+    <w:p>
+      <w:pPr>
+        <w:spacing w:after="200"/>
+      </w:pPr>
+      <w:r>
+        <w:drawing>
+          <wp:inline distT="0" distB="0" distL="0" distR="0">
+            <wp:extent cx="5715000" cy="3810000"/>
+            <wp:effectExtent t="0" r="0" b="0" l="0"/>
+            <wp:docPr id="1" name="" descr="" title=""/>
+            <wp:cNvGraphicFramePr>
+              <a:graphicFrameLocks xmlns:a="http://schemas.openxmlformats.org/drawingml/2006/main" noChangeAspect="1"/>
+            </wp:cNvGraphicFramePr>
+            <a:graphic xmlns:a="http://schemas.openxmlformats.org/drawingml/2006/main">
+              <a:graphicData uri="http://schemas.openxmlformats.org/drawingml/2006/picture">
+                <pic:pic xmlns:pic="http://schemas.openxmlformats.org/drawingml/2006/picture">
+                  <pic:nvPicPr>
+                    <pic:cNvPr id="0" name="" descr=""/>
+                    <pic:cNvPicPr>
+                      <a:picLocks noChangeAspect="1" noChangeArrowheads="1"/>
+                    </pic:cNvPicPr>
+                  </pic:nvPicPr>
+                  <pic:blipFill>
+                    <a:blip r:embed="rId12" cstate="none"/>
+                    <a:srcRect/>
+                    <a:stretch>
+                      <a:fillRect/>
+                    </a:stretch>
+                  </pic:blipFill>
+                  <pic:spPr bwMode="auto">
+                    <a:xfrm>
+                      <a:off x="0" y="0"/>
+                      <a:ext cx="5715000" cy="3810000"/>
+                    </a:xfrm>
+                    <a:prstGeom prst="rect">
+                      <a:avLst/>
+                    </a:prstGeom>
+                  </pic:spPr>
+                </pic:pic>
+              </a:graphicData>
+            </a:graphic>
+          </wp:inline>
+        </w:drawing>
+      </w:r>
+    </w:p>
+    <w:tbl>
+      <w:tblPr>
+        <w:tblW w:type="pct" w:w="100%"/>
+        <w:tblBorders>
+          <w:top w:val="single" w:color="auto" w:sz="4"/>
+          <w:left w:val="single" w:color="auto" w:sz="4"/>
+          <w:bottom w:val="single" w:color="auto" w:sz="4"/>
+          <w:right w:val="single" w:color="auto" w:sz="4"/>
+          <w:insideH w:val="single" w:color="auto" w:sz="4"/>
+          <w:insideV w:val="single" w:color="auto" w:sz="4"/>
+        </w:tblBorders>
+      </w:tblPr>
+      <w:tblGrid>
+        <w:gridCol w:w="100"/>
+        <w:gridCol w:w="100"/>
+        <w:gridCol w:w="100"/>
+        <w:gridCol w:w="100"/>
+      </w:tblGrid>
+      <w:tr>
+        <w:tc>
+          <w:tcPr>
+            <w:tcW w:type="dxa" w:w="1500"/>
+            <w:shd w:fill="F0ECFF" w:val="clear"/>
+          </w:tcPr>
+          <w:p>
+            <w:r>
+              <w:rPr>
+                <w:rFonts w:ascii="Calibri" w:cs="Calibri" w:eastAsia="Calibri" w:hAnsi="Calibri"/>
+                <w:b/>
+                <w:bCs/>
+                <w:color w:val="1A1A2E"/>
+                <w:sz w:val="24"/>
+                <w:szCs w:val="24"/>
+              </w:rPr>
+              <w:t xml:space="preserve">On 176 unseen texts</w:t>
+            </w:r>
+          </w:p>
+        </w:tc>
+        <w:tc>
+          <w:tcPr>
+            <w:tcW w:type="dxa" w:w="1500"/>
+            <w:shd w:fill="F0ECFF" w:val="clear"/>
+          </w:tcPr>
+          <w:p>
+            <w:r>
+              <w:rPr>
+                <w:rFonts w:ascii="Calibri" w:cs="Calibri" w:eastAsia="Calibri" w:hAnsi="Calibri"/>
+                <w:b/>
+                <w:bCs/>
+                <w:color w:val="1A1A2E"/>
+                <w:sz w:val="24"/>
+                <w:szCs w:val="24"/>
+              </w:rPr>
+              <w:t xml:space="preserve">Original tool</w:t>
+            </w:r>
+          </w:p>
+        </w:tc>
+        <w:tc>
+          <w:tcPr>
+            <w:tcW w:type="dxa" w:w="1500"/>
+            <w:shd w:fill="F0ECFF" w:val="clear"/>
+          </w:tcPr>
+          <w:p>
+            <w:r>
+              <w:rPr>
+                <w:rFonts w:ascii="Calibri" w:cs="Calibri" w:eastAsia="Calibri" w:hAnsi="Calibri"/>
+                <w:b/>
+                <w:bCs/>
+                <w:color w:val="1A1A2E"/>
+                <w:sz w:val="24"/>
+                <w:szCs w:val="24"/>
+              </w:rPr>
+              <w:t xml:space="preserve">Rebuilt checker (score 50+)</w:t>
+            </w:r>
+          </w:p>
+        </w:tc>
+        <w:tc>
+          <w:tcPr>
+            <w:tcW w:type="dxa" w:w="1500"/>
+            <w:shd w:fill="F0ECFF" w:val="clear"/>
+          </w:tcPr>
+          <w:p>
+            <w:r>
+              <w:rPr>
+                <w:rFonts w:ascii="Calibri" w:cs="Calibri" w:eastAsia="Calibri" w:hAnsi="Calibri"/>
+                <w:b/>
+                <w:bCs/>
+                <w:color w:val="1A1A2E"/>
+                <w:sz w:val="24"/>
+                <w:szCs w:val="24"/>
+              </w:rPr>
+              <w:t xml:space="preserve">Rebuilt checker (score 80+)</w:t>
+            </w:r>
+          </w:p>
+        </w:tc>
+      </w:tr>
+      <w:tr>
+        <w:tc>
+          <w:tcPr>
+            <w:tcW w:type="dxa" w:w="1500"/>
+          </w:tcPr>
+          <w:p>
+            <w:r>
+              <w:rPr>
+                <w:rFonts w:ascii="Calibri" w:cs="Calibri" w:eastAsia="Calibri" w:hAnsi="Calibri"/>
+                <w:color w:val="333333"/>
+                <w:sz w:val="24"/>
+                <w:szCs w:val="24"/>
+              </w:rPr>
+              <w:t xml:space="preserve">ChatGPT answers flagged</w:t>
+            </w:r>
+          </w:p>
+        </w:tc>
+        <w:tc>
+          <w:tcPr>
+            <w:tcW w:type="dxa" w:w="1500"/>
+          </w:tcPr>
+          <w:p>
+            <w:r>
+              <w:rPr>
+                <w:rFonts w:ascii="Calibri" w:cs="Calibri" w:eastAsia="Calibri" w:hAnsi="Calibri"/>
+                <w:color w:val="333333"/>
+                <w:sz w:val="24"/>
+                <w:szCs w:val="24"/>
+              </w:rPr>
+              <w:t xml:space="preserve">14% ("Likely AI")</w:t>
+            </w:r>
+          </w:p>
+        </w:tc>
+        <w:tc>
+          <w:tcPr>
+            <w:tcW w:type="dxa" w:w="1500"/>
+          </w:tcPr>
+          <w:p>
+            <w:r>
+              <w:rPr>
+                <w:rFonts w:ascii="Calibri" w:cs="Calibri" w:eastAsia="Calibri" w:hAnsi="Calibri"/>
+                <w:color w:val="333333"/>
+                <w:sz w:val="24"/>
+                <w:szCs w:val="24"/>
+              </w:rPr>
+              <w:t xml:space="preserve">87%</w:t>
+            </w:r>
+          </w:p>
+        </w:tc>
+        <w:tc>
+          <w:tcPr>
+            <w:tcW w:type="dxa" w:w="1500"/>
+          </w:tcPr>
+          <w:p>
+            <w:r>
+              <w:rPr>
+                <w:rFonts w:ascii="Calibri" w:cs="Calibri" w:eastAsia="Calibri" w:hAnsi="Calibri"/>
+                <w:color w:val="333333"/>
+                <w:sz w:val="24"/>
+                <w:szCs w:val="24"/>
+              </w:rPr>
+              <w:t xml:space="preserve">51%</w:t>
+            </w:r>
+          </w:p>
+        </w:tc>
+      </w:tr>
+      <w:tr>
+        <w:tc>
+          <w:tcPr>
+            <w:tcW w:type="dxa" w:w="1500"/>
+          </w:tcPr>
+          <w:p>
+            <w:r>
+              <w:rPr>
+                <w:rFonts w:ascii="Calibri" w:cs="Calibri" w:eastAsia="Calibri" w:hAnsi="Calibri"/>
+                <w:color w:val="333333"/>
+                <w:sz w:val="24"/>
+                <w:szCs w:val="24"/>
+              </w:rPr>
+              <w:t xml:space="preserve">Human texts wrongly flagged</w:t>
+            </w:r>
+          </w:p>
+        </w:tc>
+        <w:tc>
+          <w:tcPr>
+            <w:tcW w:type="dxa" w:w="1500"/>
+          </w:tcPr>
+          <w:p>
+            <w:r>
+              <w:rPr>
+                <w:rFonts w:ascii="Calibri" w:cs="Calibri" w:eastAsia="Calibri" w:hAnsi="Calibri"/>
+                <w:color w:val="333333"/>
+                <w:sz w:val="24"/>
+                <w:szCs w:val="24"/>
+              </w:rPr>
+              <w:t xml:space="preserve">70% ("Mixed" or above)</w:t>
+            </w:r>
+          </w:p>
+        </w:tc>
+        <w:tc>
+          <w:tcPr>
+            <w:tcW w:type="dxa" w:w="1500"/>
+          </w:tcPr>
+          <w:p>
+            <w:r>
+              <w:rPr>
+                <w:rFonts w:ascii="Calibri" w:cs="Calibri" w:eastAsia="Calibri" w:hAnsi="Calibri"/>
+                <w:color w:val="333333"/>
+                <w:sz w:val="24"/>
+                <w:szCs w:val="24"/>
+              </w:rPr>
+              <w:t xml:space="preserve">16%</w:t>
+            </w:r>
+          </w:p>
+        </w:tc>
+        <w:tc>
+          <w:tcPr>
+            <w:tcW w:type="dxa" w:w="1500"/>
+          </w:tcPr>
+          <w:p>
+            <w:r>
+              <w:rPr>
+                <w:rFonts w:ascii="Calibri" w:cs="Calibri" w:eastAsia="Calibri" w:hAnsi="Calibri"/>
+                <w:color w:val="333333"/>
+                <w:sz w:val="24"/>
+                <w:szCs w:val="24"/>
+              </w:rPr>
+              <w:t xml:space="preserve">5%</w:t>
+            </w:r>
+          </w:p>
+        </w:tc>
+      </w:tr>
+    </w:tbl>
+    <w:p/>
+    <w:p>
+      <w:r>
+        <w:rPr>
+          <w:rFonts w:ascii="Calibri" w:cs="Calibri" w:eastAsia="Calibri" w:hAnsi="Calibri"/>
+          <w:i/>
+          <w:iCs/>
+          <w:color w:val="7C3AED"/>
+          <w:sz w:val="20"/>
+          <w:szCs w:val="20"/>
+        </w:rPr>
+        <w:t xml:space="preserve">[Image: 06-google-ai-checker-v2.webp] Alt: Screenshot: the rebuilt checker highlighting a raw AI paragraph</w:t>
+      </w:r>
+    </w:p>
+    <w:p>
+      <w:pPr>
+        <w:spacing w:after="200"/>
+      </w:pPr>
+      <w:r>
+        <w:drawing>
+          <wp:inline distT="0" distB="0" distL="0" distR="0">
+            <wp:extent cx="5715000" cy="3810000"/>
+            <wp:effectExtent t="0" r="0" b="0" l="0"/>
+            <wp:docPr id="1" name="" descr="" title=""/>
+            <wp:cNvGraphicFramePr>
+              <a:graphicFrameLocks xmlns:a="http://schemas.openxmlformats.org/drawingml/2006/main" noChangeAspect="1"/>
+            </wp:cNvGraphicFramePr>
+            <a:graphic xmlns:a="http://schemas.openxmlformats.org/drawingml/2006/main">
+              <a:graphicData uri="http://schemas.openxmlformats.org/drawingml/2006/picture">
+                <pic:pic xmlns:pic="http://schemas.openxmlformats.org/drawingml/2006/picture">
+                  <pic:nvPicPr>
+                    <pic:cNvPr id="0" name="" descr=""/>
+                    <pic:cNvPicPr>
+                      <a:picLocks noChangeAspect="1" noChangeArrowheads="1"/>
+                    </pic:cNvPicPr>
+                  </pic:nvPicPr>
+                  <pic:blipFill>
+                    <a:blip r:embed="rId13" cstate="none"/>
+                    <a:srcRect/>
+                    <a:stretch>
+                      <a:fillRect/>
+                    </a:stretch>
+                  </pic:blipFill>
+                  <pic:spPr bwMode="auto">
+                    <a:xfrm>
+                      <a:off x="0" y="0"/>
+                      <a:ext cx="5715000" cy="3810000"/>
+                    </a:xfrm>
+                    <a:prstGeom prst="rect">
+                      <a:avLst/>
+                    </a:prstGeom>
+                  </pic:spPr>
+                </pic:pic>
+              </a:graphicData>
+            </a:graphic>
+          </wp:inline>
+        </w:drawing>
+      </w:r>
+    </w:p>
+    <w:p>
+      <w:pPr>
+        <w:spacing w:after="160"/>
+      </w:pPr>
+      <w:r>
+        <w:rPr>
+          <w:rFonts w:ascii="Calibri" w:cs="Calibri" w:eastAsia="Calibri" w:hAnsi="Calibri"/>
+          <w:color w:val="333333"/>
+          <w:sz w:val="24"/>
+          <w:szCs w:val="24"/>
+        </w:rPr>
+        <w:t xml:space="preserve">Much better, and still not proof. One in six human texts scored 50 or more, mostly formal or technical writing, and every AI draft I had edited by hand scored as human. That's why the rebuilt tool reports "AI-style signals" and highlights the sentences to fix, instead of claiming to know who wrote the text.</w:t>
+      </w:r>
+    </w:p>
+    <w:p>
+      <w:pPr>
+        <w:spacing w:after="160"/>
+      </w:pPr>
+      <w:r>
+        <w:rPr>
+          <w:rFonts w:ascii="Calibri" w:cs="Calibri" w:eastAsia="Calibri" w:hAnsi="Calibri"/>
+          <w:color w:val="333333"/>
+          <w:sz w:val="24"/>
+          <w:szCs w:val="24"/>
+        </w:rPr>
+        <w:t xml:space="preserve">Commercial detectors use larger trained models, but the research shows the same limits:</w:t>
       </w:r>
     </w:p>
     <w:p>
@@ -1662,7 +2080,7 @@
         </w:rPr>
         <w:t xml:space="preserve"> Its AI Text Classifier caught only 26% of AI-written text in OpenAI's tests and was </w:t>
       </w:r>
-      <w:hyperlink w:history="1" r:id="rIdr27zc1obxxigl65-reeat">
+      <w:hyperlink w:history="1" r:id="rIdki8-wevnjbvpkoanazokr">
         <w:r>
           <w:rPr>
             <w:rStyle w:val="Hyperlink"/>
@@ -1713,7 +2131,7 @@
         </w:rPr>
         <w:t xml:space="preserve"> The RAID benchmark, presented at ACL 2024, tested 12 detectors on over 6 million texts and found them </w:t>
       </w:r>
-      <w:hyperlink w:history="1" r:id="rIdn_ysfxujgzmxgdi8ajmoe">
+      <w:hyperlink w:history="1" r:id="rId0mfha4k6t8bioyabzrwcz">
         <w:r>
           <w:rPr>
             <w:rStyle w:val="Hyperlink"/>
@@ -1764,7 +2182,7 @@
         </w:rPr>
         <w:t xml:space="preserve"> A 2023 study in Patterns found seven detectors flagged </w:t>
       </w:r>
-      <w:hyperlink w:history="1" r:id="rIderwlnvxn53fl2hgdzhvwn">
+      <w:hyperlink w:history="1" r:id="rIdfracjdthzebi6aaoyb1ip">
         <w:r>
           <w:rPr>
             <w:rStyle w:val="Hyperlink"/>
@@ -1786,7 +2204,7 @@
         </w:rPr>
         <w:t xml:space="preserve"> as AI. A February 2026 study of Czech texts found </w:t>
       </w:r>
-      <w:hyperlink w:history="1" r:id="rIduk27yfqx9mrha5u9b9jeb">
+      <w:hyperlink w:history="1" r:id="rIdiuuxrwqnt7d79fuh28gtu">
         <w:r>
           <w:rPr>
             <w:rStyle w:val="Hyperlink"/>
@@ -1820,7 +2238,29 @@
           <w:sz w:val="24"/>
           <w:szCs w:val="24"/>
         </w:rPr>
-        <w:t xml:space="preserve">The practical lesson: use a detector as an editing aid, not a verdict. Ours highlights sentences that read like generic AI so you can rewrite them. It can't prove who wrote a text, and neither can Google's public tools.</w:t>
+        <w:t xml:space="preserve">The practical lesson: use a detector as an editing aid, not a verdict. Our </w:t>
+      </w:r>
+      <w:hyperlink w:history="1" r:id="rId5scuxnugagzxse0qvlflk">
+        <w:r>
+          <w:rPr>
+            <w:rStyle w:val="Hyperlink"/>
+            <w:rFonts w:ascii="Calibri" w:cs="Calibri" w:eastAsia="Calibri" w:hAnsi="Calibri"/>
+            <w:color w:val="0563C1"/>
+            <w:sz w:val="24"/>
+            <w:szCs w:val="24"/>
+            <w:u w:val="single"/>
+          </w:rPr>
+          <w:t xml:space="preserve">free AI writing checker</w:t>
+        </w:r>
+      </w:hyperlink>
+      <w:r>
+        <w:rPr>
+          <w:rFonts w:ascii="Calibri" w:cs="Calibri" w:eastAsia="Calibri" w:hAnsi="Calibri"/>
+          <w:color w:val="333333"/>
+          <w:sz w:val="24"/>
+          <w:szCs w:val="24"/>
+        </w:rPr>
+        <w:t xml:space="preserve"> highlights the sentences that read like generic AI so you can rewrite them. It can't prove who wrote a text, and no public tool can.</w:t>
       </w:r>
     </w:p>
     <w:p>
@@ -1851,91 +2291,9 @@
           <w:sz w:val="24"/>
           <w:szCs w:val="24"/>
         </w:rPr>
-        <w:t xml:space="preserve">Treat AI as the first draft, never the final one. Google rewards what your page adds, so every AI-assisted article needs something the model couldn't produce on its own.</w:t>
-      </w:r>
-    </w:p>
-    <w:p>
-      <w:pPr>
-        <w:spacing w:after="160"/>
-      </w:pPr>
-      <w:r>
-        <w:rPr>
-          <w:rFonts w:ascii="Calibri" w:cs="Calibri" w:eastAsia="Calibri" w:hAnsi="Calibri"/>
-          <w:color w:val="333333"/>
-          <w:sz w:val="24"/>
-          <w:szCs w:val="24"/>
-        </w:rPr>
-        <w:t xml:space="preserve">This is the process I follow for every post on this site:</w:t>
-      </w:r>
-    </w:p>
-    <w:p>
-      <w:pPr>
-        <w:spacing w:after="160"/>
-      </w:pPr>
-      <w:r>
-        <w:rPr>
-          <w:rFonts w:ascii="Calibri" w:cs="Calibri" w:eastAsia="Calibri" w:hAnsi="Calibri"/>
-          <w:color w:val="333333"/>
-          <w:sz w:val="24"/>
-          <w:szCs w:val="24"/>
-        </w:rPr>
-        <w:t xml:space="preserve">1. </w:t>
-      </w:r>
-      <w:r>
-        <w:rPr>
-          <w:rFonts w:ascii="Calibri" w:cs="Calibri" w:eastAsia="Calibri" w:hAnsi="Calibri"/>
-          <w:b/>
-          <w:bCs/>
-          <w:color w:val="333333"/>
-          <w:sz w:val="24"/>
-          <w:szCs w:val="24"/>
-        </w:rPr>
-        <w:t xml:space="preserve">Research before prompting.</w:t>
-      </w:r>
-      <w:r>
-        <w:rPr>
-          <w:rFonts w:ascii="Calibri" w:cs="Calibri" w:eastAsia="Calibri" w:hAnsi="Calibri"/>
-          <w:color w:val="333333"/>
-          <w:sz w:val="24"/>
-          <w:szCs w:val="24"/>
-        </w:rPr>
-        <w:t xml:space="preserve"> Read the top ten results and note what they all miss. That gap becomes the article's reason to exist.</w:t>
-      </w:r>
-    </w:p>
-    <w:p>
-      <w:pPr>
-        <w:spacing w:after="160"/>
-      </w:pPr>
-      <w:r>
-        <w:rPr>
-          <w:rFonts w:ascii="Calibri" w:cs="Calibri" w:eastAsia="Calibri" w:hAnsi="Calibri"/>
-          <w:color w:val="333333"/>
-          <w:sz w:val="24"/>
-          <w:szCs w:val="24"/>
-        </w:rPr>
-        <w:t xml:space="preserve">2. </w:t>
-      </w:r>
-      <w:r>
-        <w:rPr>
-          <w:rFonts w:ascii="Calibri" w:cs="Calibri" w:eastAsia="Calibri" w:hAnsi="Calibri"/>
-          <w:b/>
-          <w:bCs/>
-          <w:color w:val="333333"/>
-          <w:sz w:val="24"/>
-          <w:szCs w:val="24"/>
-        </w:rPr>
-        <w:t xml:space="preserve">Draft with AI, from your own brief.</w:t>
-      </w:r>
-      <w:r>
-        <w:rPr>
-          <w:rFonts w:ascii="Calibri" w:cs="Calibri" w:eastAsia="Calibri" w:hAnsi="Calibri"/>
-          <w:color w:val="333333"/>
-          <w:sz w:val="24"/>
-          <w:szCs w:val="24"/>
-        </w:rPr>
-        <w:t xml:space="preserve"> Give the model your outline, your angle and your facts. Our </w:t>
-      </w:r>
-      <w:hyperlink w:history="1" r:id="rIdpwg2g4vjc_5mbql6gxtsk">
+        <w:t xml:space="preserve">Keep AI in the drafting seat and yourself in the editing seat. Every risk in Google's policies comes from publishing AI output that nobody improved, so whether the first draft comes from ChatGPT, Claude or our </w:t>
+      </w:r>
+      <w:hyperlink w:history="1" r:id="rIdahsqve__-ag0fi9b5jkso">
         <w:r>
           <w:rPr>
             <w:rStyle w:val="Hyperlink"/>
@@ -1955,21 +2313,21 @@
           <w:sz w:val="24"/>
           <w:szCs w:val="24"/>
         </w:rPr>
-        <w:t xml:space="preserve"> can speed up this step.</w:t>
-      </w:r>
-    </w:p>
-    <w:p>
-      <w:pPr>
-        <w:spacing w:after="160"/>
-      </w:pPr>
-      <w:r>
-        <w:rPr>
-          <w:rFonts w:ascii="Calibri" w:cs="Calibri" w:eastAsia="Calibri" w:hAnsi="Calibri"/>
-          <w:color w:val="333333"/>
-          <w:sz w:val="24"/>
-          <w:szCs w:val="24"/>
-        </w:rPr>
-        <w:t xml:space="preserve">3. </w:t>
+        <w:t xml:space="preserve">, check each page against these five questions before it goes live:</w:t>
+      </w:r>
+    </w:p>
+    <w:p>
+      <w:pPr>
+        <w:spacing w:after="160"/>
+      </w:pPr>
+      <w:r>
+        <w:rPr>
+          <w:rFonts w:ascii="Calibri" w:cs="Calibri" w:eastAsia="Calibri" w:hAnsi="Calibri"/>
+          <w:color w:val="333333"/>
+          <w:sz w:val="24"/>
+          <w:szCs w:val="24"/>
+        </w:rPr>
+        <w:t xml:space="preserve">1. </w:t>
       </w:r>
       <w:r>
         <w:rPr>
@@ -1980,30 +2338,30 @@
           <w:sz w:val="24"/>
           <w:szCs w:val="24"/>
         </w:rPr>
-        <w:t xml:space="preserve">Add what only you have.</w:t>
-      </w:r>
-      <w:r>
-        <w:rPr>
-          <w:rFonts w:ascii="Calibri" w:cs="Calibri" w:eastAsia="Calibri" w:hAnsi="Calibri"/>
-          <w:color w:val="333333"/>
-          <w:sz w:val="24"/>
-          <w:szCs w:val="24"/>
-        </w:rPr>
-        <w:t xml:space="preserve"> A test, a screenshot, a client result, a number from your own analytics. In this post, it's the 37-text detector test.</w:t>
-      </w:r>
-    </w:p>
-    <w:p>
-      <w:pPr>
-        <w:spacing w:after="160"/>
-      </w:pPr>
-      <w:r>
-        <w:rPr>
-          <w:rFonts w:ascii="Calibri" w:cs="Calibri" w:eastAsia="Calibri" w:hAnsi="Calibri"/>
-          <w:color w:val="333333"/>
-          <w:sz w:val="24"/>
-          <w:szCs w:val="24"/>
-        </w:rPr>
-        <w:t xml:space="preserve">4. </w:t>
+        <w:t xml:space="preserve">Does it add something the top results don't have?</w:t>
+      </w:r>
+      <w:r>
+        <w:rPr>
+          <w:rFonts w:ascii="Calibri" w:cs="Calibri" w:eastAsia="Calibri" w:hAnsi="Calibri"/>
+          <w:color w:val="333333"/>
+          <w:sz w:val="24"/>
+          <w:szCs w:val="24"/>
+        </w:rPr>
+        <w:t xml:space="preserve"> A test, a screenshot, a client result or your own numbers. In this post, it's the detector test. If the answer is no, the page is commodity content.</w:t>
+      </w:r>
+    </w:p>
+    <w:p>
+      <w:pPr>
+        <w:spacing w:after="160"/>
+      </w:pPr>
+      <w:r>
+        <w:rPr>
+          <w:rFonts w:ascii="Calibri" w:cs="Calibri" w:eastAsia="Calibri" w:hAnsi="Calibri"/>
+          <w:color w:val="333333"/>
+          <w:sz w:val="24"/>
+          <w:szCs w:val="24"/>
+        </w:rPr>
+        <w:t xml:space="preserve">2. </w:t>
       </w:r>
       <w:r>
         <w:rPr>
@@ -2014,30 +2372,30 @@
           <w:sz w:val="24"/>
           <w:szCs w:val="24"/>
         </w:rPr>
-        <w:t xml:space="preserve">Verify every claim.</w:t>
-      </w:r>
-      <w:r>
-        <w:rPr>
-          <w:rFonts w:ascii="Calibri" w:cs="Calibri" w:eastAsia="Calibri" w:hAnsi="Calibri"/>
-          <w:color w:val="333333"/>
-          <w:sz w:val="24"/>
-          <w:szCs w:val="24"/>
-        </w:rPr>
-        <w:t xml:space="preserve"> AI drafts invent statistics with confidence. Open every source and delete anything you can't confirm.</w:t>
-      </w:r>
-    </w:p>
-    <w:p>
-      <w:pPr>
-        <w:spacing w:after="160"/>
-      </w:pPr>
-      <w:r>
-        <w:rPr>
-          <w:rFonts w:ascii="Calibri" w:cs="Calibri" w:eastAsia="Calibri" w:hAnsi="Calibri"/>
-          <w:color w:val="333333"/>
-          <w:sz w:val="24"/>
-          <w:szCs w:val="24"/>
-        </w:rPr>
-        <w:t xml:space="preserve">5. </w:t>
+        <w:t xml:space="preserve">Has every fact been checked?</w:t>
+      </w:r>
+      <w:r>
+        <w:rPr>
+          <w:rFonts w:ascii="Calibri" w:cs="Calibri" w:eastAsia="Calibri" w:hAnsi="Calibri"/>
+          <w:color w:val="333333"/>
+          <w:sz w:val="24"/>
+          <w:szCs w:val="24"/>
+        </w:rPr>
+        <w:t xml:space="preserve"> AI drafts invent statistics with confidence. Open each source and cut anything you can't confirm.</w:t>
+      </w:r>
+    </w:p>
+    <w:p>
+      <w:pPr>
+        <w:spacing w:after="160"/>
+      </w:pPr>
+      <w:r>
+        <w:rPr>
+          <w:rFonts w:ascii="Calibri" w:cs="Calibri" w:eastAsia="Calibri" w:hAnsi="Calibri"/>
+          <w:color w:val="333333"/>
+          <w:sz w:val="24"/>
+          <w:szCs w:val="24"/>
+        </w:rPr>
+        <w:t xml:space="preserve">3. </w:t>
       </w:r>
       <w:r>
         <w:rPr>
@@ -2048,18 +2406,86 @@
           <w:sz w:val="24"/>
           <w:szCs w:val="24"/>
         </w:rPr>
-        <w:t xml:space="preserve">Edit for a human reader.</w:t>
-      </w:r>
-      <w:r>
-        <w:rPr>
-          <w:rFonts w:ascii="Calibri" w:cs="Calibri" w:eastAsia="Calibri" w:hAnsi="Calibri"/>
-          <w:color w:val="333333"/>
-          <w:sz w:val="24"/>
-          <w:szCs w:val="24"/>
-        </w:rPr>
-        <w:t xml:space="preserve"> Cut filler, vary sentence length and check the </w:t>
-      </w:r>
-      <w:hyperlink w:history="1" r:id="rIdahclzov2s9uqouowtlahj">
+        <w:t xml:space="preserve">Is the metadata accurate?</w:t>
+      </w:r>
+      <w:r>
+        <w:rPr>
+          <w:rFonts w:ascii="Calibri" w:cs="Calibri" w:eastAsia="Calibri" w:hAnsi="Calibri"/>
+          <w:color w:val="333333"/>
+          <w:sz w:val="24"/>
+          <w:szCs w:val="24"/>
+        </w:rPr>
+        <w:t xml:space="preserve"> Google's AI guidance singles out titles, meta descriptions, structured data and alt text.</w:t>
+      </w:r>
+    </w:p>
+    <w:p>
+      <w:pPr>
+        <w:spacing w:after="160"/>
+      </w:pPr>
+      <w:r>
+        <w:rPr>
+          <w:rFonts w:ascii="Calibri" w:cs="Calibri" w:eastAsia="Calibri" w:hAnsi="Calibri"/>
+          <w:color w:val="333333"/>
+          <w:sz w:val="24"/>
+          <w:szCs w:val="24"/>
+        </w:rPr>
+        <w:t xml:space="preserve">4. </w:t>
+      </w:r>
+      <w:r>
+        <w:rPr>
+          <w:rFonts w:ascii="Calibri" w:cs="Calibri" w:eastAsia="Calibri" w:hAnsi="Calibri"/>
+          <w:b/>
+          <w:bCs/>
+          <w:color w:val="333333"/>
+          <w:sz w:val="24"/>
+          <w:szCs w:val="24"/>
+        </w:rPr>
+        <w:t xml:space="preserve">Would you publish it at this pace without AI?</w:t>
+      </w:r>
+      <w:r>
+        <w:rPr>
+          <w:rFonts w:ascii="Calibri" w:cs="Calibri" w:eastAsia="Calibri" w:hAnsi="Calibri"/>
+          <w:color w:val="333333"/>
+          <w:sz w:val="24"/>
+          <w:szCs w:val="24"/>
+        </w:rPr>
+        <w:t xml:space="preserve"> Scale without review is what the spam policy targets. Ten edited posts beat a hundred unread ones.</w:t>
+      </w:r>
+    </w:p>
+    <w:p>
+      <w:pPr>
+        <w:spacing w:after="160"/>
+      </w:pPr>
+      <w:r>
+        <w:rPr>
+          <w:rFonts w:ascii="Calibri" w:cs="Calibri" w:eastAsia="Calibri" w:hAnsi="Calibri"/>
+          <w:color w:val="333333"/>
+          <w:sz w:val="24"/>
+          <w:szCs w:val="24"/>
+        </w:rPr>
+        <w:t xml:space="preserve">5. </w:t>
+      </w:r>
+      <w:r>
+        <w:rPr>
+          <w:rFonts w:ascii="Calibri" w:cs="Calibri" w:eastAsia="Calibri" w:hAnsi="Calibri"/>
+          <w:b/>
+          <w:bCs/>
+          <w:color w:val="333333"/>
+          <w:sz w:val="24"/>
+          <w:szCs w:val="24"/>
+        </w:rPr>
+        <w:t xml:space="preserve">Does it read like a person wrote it for a person?</w:t>
+      </w:r>
+      <w:r>
+        <w:rPr>
+          <w:rFonts w:ascii="Calibri" w:cs="Calibri" w:eastAsia="Calibri" w:hAnsi="Calibri"/>
+          <w:color w:val="333333"/>
+          <w:sz w:val="24"/>
+          <w:szCs w:val="24"/>
+        </w:rPr>
+        <w:t xml:space="preserve"> Check the </w:t>
+      </w:r>
+      <w:hyperlink w:history="1" r:id="rId719_vr1m_2clfzrfmcrcv">
         <w:r>
           <w:rPr>
             <w:rStyle w:val="Hyperlink"/>
@@ -2079,9 +2505,9 @@
           <w:sz w:val="24"/>
           <w:szCs w:val="24"/>
         </w:rPr>
-        <w:t xml:space="preserve">. My comparison of </w:t>
-      </w:r>
-      <w:hyperlink w:history="1" r:id="rIdxz2kl3l6jceeuly72jyfq">
+        <w:t xml:space="preserve"> and run it through the </w:t>
+      </w:r>
+      <w:hyperlink w:history="1" r:id="rIdk6spqcvqdqrcxxxmb_m9p">
         <w:r>
           <w:rPr>
             <w:rStyle w:val="Hyperlink"/>
@@ -2091,7 +2517,7 @@
             <w:szCs w:val="24"/>
             <w:u w:val="single"/>
           </w:rPr>
-          <w:t xml:space="preserve">AI blog writers vs human writers</w:t>
+          <w:t xml:space="preserve">AI writing checker</w:t>
         </w:r>
       </w:hyperlink>
       <w:r>
@@ -2101,57 +2527,67 @@
           <w:sz w:val="24"/>
           <w:szCs w:val="24"/>
         </w:rPr>
-        <w:t xml:space="preserve"> covers where each one is stronger.</w:t>
-      </w:r>
-    </w:p>
-    <w:p>
-      <w:pPr>
-        <w:spacing w:after="160"/>
-      </w:pPr>
-      <w:r>
-        <w:rPr>
-          <w:rFonts w:ascii="Calibri" w:cs="Calibri" w:eastAsia="Calibri" w:hAnsi="Calibri"/>
-          <w:color w:val="333333"/>
-          <w:sz w:val="24"/>
-          <w:szCs w:val="24"/>
-        </w:rPr>
-        <w:t xml:space="preserve">6. </w:t>
-      </w:r>
-      <w:r>
-        <w:rPr>
-          <w:rFonts w:ascii="Calibri" w:cs="Calibri" w:eastAsia="Calibri" w:hAnsi="Calibri"/>
-          <w:b/>
-          <w:bCs/>
-          <w:color w:val="333333"/>
-          <w:sz w:val="24"/>
-          <w:szCs w:val="24"/>
-        </w:rPr>
-        <w:t xml:space="preserve">Publish at the pace you can review.</w:t>
-      </w:r>
-      <w:r>
-        <w:rPr>
-          <w:rFonts w:ascii="Calibri" w:cs="Calibri" w:eastAsia="Calibri" w:hAnsi="Calibri"/>
-          <w:color w:val="333333"/>
-          <w:sz w:val="24"/>
-          <w:szCs w:val="24"/>
-        </w:rPr>
-        <w:t xml:space="preserve"> Google's spam policy targets volume without value. Ten edited posts beat a hundred unread ones.</w:t>
-      </w:r>
-    </w:p>
-    <w:p>
-      <w:pPr>
-        <w:spacing w:after="160"/>
-      </w:pPr>
-      <w:r>
-        <w:rPr>
-          <w:rFonts w:ascii="Calibri" w:cs="Calibri" w:eastAsia="Calibri" w:hAnsi="Calibri"/>
-          <w:color w:val="333333"/>
-          <w:sz w:val="24"/>
-          <w:szCs w:val="24"/>
-        </w:rPr>
-        <w:t xml:space="preserve">If you rework existing text, rewrite rather than spin. A synonym swapper is listed by name in Google's spam policies; see </w:t>
-      </w:r>
-      <w:hyperlink w:history="1" r:id="rId-7vdtvscxvwbzk42ztc0k">
+        <w:t xml:space="preserve"> to find sentences that need your voice.</w:t>
+      </w:r>
+    </w:p>
+    <w:p>
+      <w:pPr>
+        <w:spacing w:after="160"/>
+      </w:pPr>
+      <w:r>
+        <w:rPr>
+          <w:rFonts w:ascii="Calibri" w:cs="Calibri" w:eastAsia="Calibri" w:hAnsi="Calibri"/>
+          <w:color w:val="333333"/>
+          <w:sz w:val="24"/>
+          <w:szCs w:val="24"/>
+        </w:rPr>
+        <w:t xml:space="preserve">For the full drafting workflow, see the </w:t>
+      </w:r>
+      <w:hyperlink w:history="1" r:id="rIdnu-3z_esdltkuxffnlgwt">
+        <w:r>
+          <w:rPr>
+            <w:rStyle w:val="Hyperlink"/>
+            <w:rFonts w:ascii="Calibri" w:cs="Calibri" w:eastAsia="Calibri" w:hAnsi="Calibri"/>
+            <w:color w:val="0563C1"/>
+            <w:sz w:val="24"/>
+            <w:szCs w:val="24"/>
+            <w:u w:val="single"/>
+          </w:rPr>
+          <w:t xml:space="preserve">complete guide to writing a blog post with AI</w:t>
+        </w:r>
+      </w:hyperlink>
+      <w:r>
+        <w:rPr>
+          <w:rFonts w:ascii="Calibri" w:cs="Calibri" w:eastAsia="Calibri" w:hAnsi="Calibri"/>
+          <w:color w:val="333333"/>
+          <w:sz w:val="24"/>
+          <w:szCs w:val="24"/>
+        </w:rPr>
+        <w:t xml:space="preserve">. For editing techniques, see the humanizing guide linked above, and for where each side is stronger, </w:t>
+      </w:r>
+      <w:hyperlink w:history="1" r:id="rId3qeyowqwr8drfmvkiajrx">
+        <w:r>
+          <w:rPr>
+            <w:rStyle w:val="Hyperlink"/>
+            <w:rFonts w:ascii="Calibri" w:cs="Calibri" w:eastAsia="Calibri" w:hAnsi="Calibri"/>
+            <w:color w:val="0563C1"/>
+            <w:sz w:val="24"/>
+            <w:szCs w:val="24"/>
+            <w:u w:val="single"/>
+          </w:rPr>
+          <w:t xml:space="preserve">AI blog writer vs human writer</w:t>
+        </w:r>
+      </w:hyperlink>
+      <w:r>
+        <w:rPr>
+          <w:rFonts w:ascii="Calibri" w:cs="Calibri" w:eastAsia="Calibri" w:hAnsi="Calibri"/>
+          <w:color w:val="333333"/>
+          <w:sz w:val="24"/>
+          <w:szCs w:val="24"/>
+        </w:rPr>
+        <w:t xml:space="preserve">. If you rework existing text, rewrite rather than spin: synonym swapping is named in Google's spam policies, as I explain in </w:t>
+      </w:r>
+      <w:hyperlink w:history="1" r:id="rIdazgtbrpjqlylagacnywe1">
         <w:r>
           <w:rPr>
             <w:rStyle w:val="Hyperlink"/>
@@ -2171,29 +2607,7 @@
           <w:sz w:val="24"/>
           <w:szCs w:val="24"/>
         </w:rPr>
-        <w:t xml:space="preserve"> for the difference, or try our </w:t>
-      </w:r>
-      <w:hyperlink w:history="1" r:id="rIdj3a8hqzfvxgi3dmwpll3u">
-        <w:r>
-          <w:rPr>
-            <w:rStyle w:val="Hyperlink"/>
-            <w:rFonts w:ascii="Calibri" w:cs="Calibri" w:eastAsia="Calibri" w:hAnsi="Calibri"/>
-            <w:color w:val="0563C1"/>
-            <w:sz w:val="24"/>
-            <w:szCs w:val="24"/>
-            <w:u w:val="single"/>
-          </w:rPr>
-          <w:t xml:space="preserve">free paraphraser</w:t>
-        </w:r>
-      </w:hyperlink>
-      <w:r>
-        <w:rPr>
-          <w:rFonts w:ascii="Calibri" w:cs="Calibri" w:eastAsia="Calibri" w:hAnsi="Calibri"/>
-          <w:color w:val="333333"/>
-          <w:sz w:val="24"/>
-          <w:szCs w:val="24"/>
-        </w:rPr>
-        <w:t xml:space="preserve"> for sentence-level changes.</w:t>
+        <w:t xml:space="preserve">.</w:t>
       </w:r>
     </w:p>
     <w:p>
@@ -2367,7 +2781,7 @@
         </w:rPr>
         <w:t xml:space="preserve">Yes. Google </w:t>
       </w:r>
-      <w:hyperlink w:history="1" r:id="rIds9qyf2dohwlnasthofnqc">
+      <w:hyperlink w:history="1" r:id="rId1kq2xm0mxxmw5uqyxo57m">
         <w:r>
           <w:rPr>
             <w:rStyle w:val="Hyperlink"/>
@@ -2419,42 +2833,6 @@
           <w:szCs w:val="24"/>
         </w:rPr>
         <w:t xml:space="preserve">Google doesn't need to detect AI to deal with bad AI content. Its systems catch pages that add nothing, and unedited AI drafts usually add nothing. Use AI to write faster, then spend the saved time on the parts only you can supply. That combination is what grew this site, and it's what the 2026 data rewards.</w:t>
-      </w:r>
-    </w:p>
-    <w:p>
-      <w:pPr>
-        <w:spacing w:after="160"/>
-      </w:pPr>
-      <w:r>
-        <w:rPr>
-          <w:rFonts w:ascii="Calibri" w:cs="Calibri" w:eastAsia="Calibri" w:hAnsi="Calibri"/>
-          <w:color w:val="333333"/>
-          <w:sz w:val="24"/>
-          <w:szCs w:val="24"/>
-        </w:rPr>
-        <w:t xml:space="preserve">For the full workflow, start with the </w:t>
-      </w:r>
-      <w:hyperlink w:history="1" r:id="rIdv8dc3b1jlkrnfl5y4qhuu">
-        <w:r>
-          <w:rPr>
-            <w:rStyle w:val="Hyperlink"/>
-            <w:rFonts w:ascii="Calibri" w:cs="Calibri" w:eastAsia="Calibri" w:hAnsi="Calibri"/>
-            <w:color w:val="0563C1"/>
-            <w:sz w:val="24"/>
-            <w:szCs w:val="24"/>
-            <w:u w:val="single"/>
-          </w:rPr>
-          <w:t xml:space="preserve">complete guide to writing a blog post with AI</w:t>
-        </w:r>
-      </w:hyperlink>
-      <w:r>
-        <w:rPr>
-          <w:rFonts w:ascii="Calibri" w:cs="Calibri" w:eastAsia="Calibri" w:hAnsi="Calibri"/>
-          <w:color w:val="333333"/>
-          <w:sz w:val="24"/>
-          <w:szCs w:val="24"/>
-        </w:rPr>
-        <w:t xml:space="preserve">.</w:t>
       </w:r>
     </w:p>
     <w:sectPr>

--- a/blog-content/Can-Google-Detect-AI-Content.docx
+++ b/blog-content/Can-Google-Detect-AI-Content.docx
@@ -227,7 +227,7 @@
         </w:rPr>
         <w:t xml:space="preserve"> In its </w:t>
       </w:r>
-      <w:hyperlink w:history="1" r:id="rIdl0bphodeiacpkz5bw1rsv">
+      <w:hyperlink w:history="1" r:id="rIdek-uxbpqsq7ff44llb_fp">
         <w:r>
           <w:rPr>
             <w:rStyle w:val="Hyperlink"/>
@@ -249,7 +249,7 @@
         </w:rPr>
         <w:t xml:space="preserve">, Google said it rewards high-quality content however it's produced. Its </w:t>
       </w:r>
-      <w:hyperlink w:history="1" r:id="rIdazzttg86z9_ixwll8qss8">
+      <w:hyperlink w:history="1" r:id="rIdv-expwvlobmitrpdyxzio">
         <w:r>
           <w:rPr>
             <w:rStyle w:val="Hyperlink"/>
@@ -300,7 +300,7 @@
         </w:rPr>
         <w:t xml:space="preserve"> Search Engine Journal reported that the LinkedIn profile of Chris Nelson, a Google Search employee who co-authored that guidance, mentions building ranking solutions for the </w:t>
       </w:r>
-      <w:hyperlink w:history="1" r:id="rIddolbyaljj_jc-i2kshphx">
+      <w:hyperlink w:history="1" r:id="rIdczdndizxvbnlfhkxl4cte">
         <w:r>
           <w:rPr>
             <w:rStyle w:val="Hyperlink"/>
@@ -351,7 +351,7 @@
         </w:rPr>
         <w:t xml:space="preserve"> DeepMind's SynthID-Text, described in a </w:t>
       </w:r>
-      <w:hyperlink w:history="1" r:id="rIdzz5sdam1ufduti9rodsrf">
+      <w:hyperlink w:history="1" r:id="rIddsdsfkf_cgvh_sbf7i-xi">
         <w:r>
           <w:rPr>
             <w:rStyle w:val="Hyperlink"/>
@@ -432,7 +432,7 @@
         </w:rPr>
         <w:t xml:space="preserve">The largest public study backs this up. In July 2025, Ahrefs checked the top 20 results for 100,000 keywords, 600,000 pages in total, with its own AI detector. The </w:t>
       </w:r>
-      <w:hyperlink w:history="1" r:id="rIdxh6n-mokbzzf3cn4g6aps">
+      <w:hyperlink w:history="1" r:id="rIdiwlq-9aryd8dz47x-5a2r">
         <w:r>
           <w:rPr>
             <w:rStyle w:val="Hyperlink"/>
@@ -576,7 +576,7 @@
         </w:rPr>
         <w:t xml:space="preserve">Google's July 2026 </w:t>
       </w:r>
-      <w:hyperlink w:history="1" r:id="rIdtj_igb_alwdfwznqjf_il">
+      <w:hyperlink w:history="1" r:id="rIdp1oa749_z4egmggkbt70j">
         <w:r>
           <w:rPr>
             <w:rStyle w:val="Hyperlink"/>
@@ -712,7 +712,7 @@
         </w:rPr>
         <w:t xml:space="preserve"> Google's </w:t>
       </w:r>
-      <w:hyperlink w:history="1" r:id="rIdjhtwfpt_bcj2u3oluk-gn">
+      <w:hyperlink w:history="1" r:id="rIde7zmklze8tgc2on6glry1">
         <w:r>
           <w:rPr>
             <w:rStyle w:val="Hyperlink"/>
@@ -734,7 +734,7 @@
         </w:rPr>
         <w:t xml:space="preserve">, last updated in August 2026, define scaled content abuse as generating many pages to manipulate rankings rather than help users. The policy lists "using generative AI tools or other similar tools" as one method, next to scraping and synonym swapping. Google enforces these policies through regular spam updates. Its </w:t>
       </w:r>
-      <w:hyperlink w:history="1" r:id="rIdtjqtcrfgzrnvejr65uv4e">
+      <w:hyperlink w:history="1" r:id="rIdbkzr4wjv1qlvny6dbzsj8">
         <w:r>
           <w:rPr>
             <w:rStyle w:val="Hyperlink"/>
@@ -781,7 +781,7 @@
         </w:rPr>
         <w:t xml:space="preserve"> In March 2024, Google announced a core update aimed at </w:t>
       </w:r>
-      <w:hyperlink w:history="1" r:id="rIduuf68ay0bucom7uifp2f5">
+      <w:hyperlink w:history="1" r:id="rIdzn-gcoqmshirl3krowf0b">
         <w:r>
           <w:rPr>
             <w:rStyle w:val="Hyperlink"/>
@@ -828,7 +828,7 @@
         </w:rPr>
         <w:t xml:space="preserve"> Google's </w:t>
       </w:r>
-      <w:hyperlink w:history="1" r:id="rIdndbgybcqphe4cj9hm9ztu">
+      <w:hyperlink w:history="1" r:id="rIdieu7miq66clbgdxaavwia">
         <w:r>
           <w:rPr>
             <w:rStyle w:val="Hyperlink"/>
@@ -1012,7 +1012,7 @@
         </w:rPr>
         <w:t xml:space="preserve">When Google's March 2024 update began, it also issued manual actions, and some sites vanished from search entirely. Originality.ai, which sells an AI detector, checked 79,000 sites on three ad networks and </w:t>
       </w:r>
-      <w:hyperlink w:history="1" r:id="rIdz57el7xxrbrotzhkjhnyc">
+      <w:hyperlink w:history="1" r:id="rIdabl4wtily3g-upjfuw1xr">
         <w:r>
           <w:rPr>
             <w:rStyle w:val="Hyperlink"/>
@@ -1104,7 +1104,7 @@
         </w:rPr>
         <w:t xml:space="preserve"> I used 27 texts written by people between 1788 and 2012 (Darwin, Austen, Twain, Melville, Conan Doyle, the Federalist Papers and Paul Graham essays), 6 raw AI drafts and 4 AI drafts I had edited by hand, the way I describe in </w:t>
       </w:r>
-      <w:hyperlink w:history="1" r:id="rIdfbglgmjnts9cwnipntxvq">
+      <w:hyperlink w:history="1" r:id="rIdpd8m9ojgyrlbokuj5rg1c">
         <w:r>
           <w:rPr>
             <w:rStyle w:val="Hyperlink"/>
@@ -1655,7 +1655,7 @@
         </w:rPr>
         <w:t xml:space="preserve"> I rewrote it to measure 14 signals that differ between unedited AI and human text, including stock AI phrases, lists of three, sentence-length variety, specific details, personal voice and informal slips. I fitted the weights on part of </w:t>
       </w:r>
-      <w:hyperlink w:history="1" r:id="rIdl76gubr2gbmebqlemdnnw">
+      <w:hyperlink w:history="1" r:id="rIdcmtvjq24yttyb33cmg2tu">
         <w:r>
           <w:rPr>
             <w:rStyle w:val="Hyperlink"/>
@@ -2080,7 +2080,7 @@
         </w:rPr>
         <w:t xml:space="preserve"> Its AI Text Classifier caught only 26% of AI-written text in OpenAI's tests and was </w:t>
       </w:r>
-      <w:hyperlink w:history="1" r:id="rIdki8-wevnjbvpkoanazokr">
+      <w:hyperlink w:history="1" r:id="rIdlxr4uw2uauklhx6ulygxn">
         <w:r>
           <w:rPr>
             <w:rStyle w:val="Hyperlink"/>
@@ -2131,7 +2131,7 @@
         </w:rPr>
         <w:t xml:space="preserve"> The RAID benchmark, presented at ACL 2024, tested 12 detectors on over 6 million texts and found them </w:t>
       </w:r>
-      <w:hyperlink w:history="1" r:id="rId0mfha4k6t8bioyabzrwcz">
+      <w:hyperlink w:history="1" r:id="rId2c-3zof7obppcbnaq1ebz">
         <w:r>
           <w:rPr>
             <w:rStyle w:val="Hyperlink"/>
@@ -2182,7 +2182,7 @@
         </w:rPr>
         <w:t xml:space="preserve"> A 2023 study in Patterns found seven detectors flagged </w:t>
       </w:r>
-      <w:hyperlink w:history="1" r:id="rIdfracjdthzebi6aaoyb1ip">
+      <w:hyperlink w:history="1" r:id="rIddcge_xuyfoor8etjfxet0">
         <w:r>
           <w:rPr>
             <w:rStyle w:val="Hyperlink"/>
@@ -2204,7 +2204,7 @@
         </w:rPr>
         <w:t xml:space="preserve"> as AI. A February 2026 study of Czech texts found </w:t>
       </w:r>
-      <w:hyperlink w:history="1" r:id="rIdiuuxrwqnt7d79fuh28gtu">
+      <w:hyperlink w:history="1" r:id="rIde_tficgz3itjt6n9o6ie6">
         <w:r>
           <w:rPr>
             <w:rStyle w:val="Hyperlink"/>
@@ -2240,7 +2240,7 @@
         </w:rPr>
         <w:t xml:space="preserve">The practical lesson: use a detector as an editing aid, not a verdict. Our </w:t>
       </w:r>
-      <w:hyperlink w:history="1" r:id="rId5scuxnugagzxse0qvlflk">
+      <w:hyperlink w:history="1" r:id="rIdgdlkdqvuy6_hshn9fdxyi">
         <w:r>
           <w:rPr>
             <w:rStyle w:val="Hyperlink"/>
@@ -2293,7 +2293,7 @@
         </w:rPr>
         <w:t xml:space="preserve">Keep AI in the drafting seat and yourself in the editing seat. Every risk in Google's policies comes from publishing AI output that nobody improved, so whether the first draft comes from ChatGPT, Claude or our </w:t>
       </w:r>
-      <w:hyperlink w:history="1" r:id="rIdahsqve__-ag0fi9b5jkso">
+      <w:hyperlink w:history="1" r:id="rIdpikkp8gykldeykuvaaygx">
         <w:r>
           <w:rPr>
             <w:rStyle w:val="Hyperlink"/>
@@ -2485,7 +2485,7 @@
         </w:rPr>
         <w:t xml:space="preserve"> Check the </w:t>
       </w:r>
-      <w:hyperlink w:history="1" r:id="rId719_vr1m_2clfzrfmcrcv">
+      <w:hyperlink w:history="1" r:id="rIdrqnduo8wgbklmyshvlo_t">
         <w:r>
           <w:rPr>
             <w:rStyle w:val="Hyperlink"/>
@@ -2507,7 +2507,7 @@
         </w:rPr>
         <w:t xml:space="preserve"> and run it through the </w:t>
       </w:r>
-      <w:hyperlink w:history="1" r:id="rIdk6spqcvqdqrcxxxmb_m9p">
+      <w:hyperlink w:history="1" r:id="rId61-znd3yh6earc7a-dxeo">
         <w:r>
           <w:rPr>
             <w:rStyle w:val="Hyperlink"/>
@@ -2543,7 +2543,7 @@
         </w:rPr>
         <w:t xml:space="preserve">For the full drafting workflow, see the </w:t>
       </w:r>
-      <w:hyperlink w:history="1" r:id="rIdnu-3z_esdltkuxffnlgwt">
+      <w:hyperlink w:history="1" r:id="rId-s8jqqgaymwlv0ylnfknt">
         <w:r>
           <w:rPr>
             <w:rStyle w:val="Hyperlink"/>
@@ -2553,7 +2553,7 @@
             <w:szCs w:val="24"/>
             <w:u w:val="single"/>
           </w:rPr>
-          <w:t xml:space="preserve">complete guide to writing a blog post with AI</w:t>
+          <w:t xml:space="preserve">step-by-step guide to writing a blog post with AI</w:t>
         </w:r>
       </w:hyperlink>
       <w:r>
@@ -2565,7 +2565,7 @@
         </w:rPr>
         <w:t xml:space="preserve">. For editing techniques, see the humanizing guide linked above, and for where each side is stronger, </w:t>
       </w:r>
-      <w:hyperlink w:history="1" r:id="rId3qeyowqwr8drfmvkiajrx">
+      <w:hyperlink w:history="1" r:id="rIdui6ltohe8xbu1qut9feji">
         <w:r>
           <w:rPr>
             <w:rStyle w:val="Hyperlink"/>
@@ -2587,7 +2587,7 @@
         </w:rPr>
         <w:t xml:space="preserve">. If you rework existing text, rewrite rather than spin: synonym swapping is named in Google's spam policies, as I explain in </w:t>
       </w:r>
-      <w:hyperlink w:history="1" r:id="rIdazgtbrpjqlylagacnywe1">
+      <w:hyperlink w:history="1" r:id="rIdnchcai_3ho2v5pwjpvcsc">
         <w:r>
           <w:rPr>
             <w:rStyle w:val="Hyperlink"/>
@@ -2781,7 +2781,7 @@
         </w:rPr>
         <w:t xml:space="preserve">Yes. Google </w:t>
       </w:r>
-      <w:hyperlink w:history="1" r:id="rId1kq2xm0mxxmw5uqyxo57m">
+      <w:hyperlink w:history="1" r:id="rIdvsopgeo_afceru4zev_du">
         <w:r>
           <w:rPr>
             <w:rStyle w:val="Hyperlink"/>
@@ -2833,6 +2833,64 @@
           <w:szCs w:val="24"/>
         </w:rPr>
         <w:t xml:space="preserve">Google doesn't need to detect AI to deal with bad AI content. Its systems catch pages that add nothing, and unedited AI drafts usually add nothing. Use AI to write faster, then spend the saved time on the parts only you can supply. That combination is what grew this site, and it's what the 2026 data rewards.</w:t>
+      </w:r>
+    </w:p>
+    <w:p>
+      <w:pPr>
+        <w:spacing w:after="160"/>
+      </w:pPr>
+      <w:r>
+        <w:rPr>
+          <w:rFonts w:ascii="Calibri" w:cs="Calibri" w:eastAsia="Calibri" w:hAnsi="Calibri"/>
+          <w:color w:val="333333"/>
+          <w:sz w:val="24"/>
+          <w:szCs w:val="24"/>
+        </w:rPr>
+        <w:t xml:space="preserve">For the bigger picture on tools, SEO and Google's rules, start with our </w:t>
+      </w:r>
+      <w:hyperlink w:history="1" r:id="rId06vi0yvxossycigkzuges">
+        <w:r>
+          <w:rPr>
+            <w:rStyle w:val="Hyperlink"/>
+            <w:rFonts w:ascii="Calibri" w:cs="Calibri" w:eastAsia="Calibri" w:hAnsi="Calibri"/>
+            <w:color w:val="0563C1"/>
+            <w:sz w:val="24"/>
+            <w:szCs w:val="24"/>
+            <w:u w:val="single"/>
+          </w:rPr>
+          <w:t xml:space="preserve">complete guide to AI content writing</w:t>
+        </w:r>
+      </w:hyperlink>
+      <w:r>
+        <w:rPr>
+          <w:rFonts w:ascii="Calibri" w:cs="Calibri" w:eastAsia="Calibri" w:hAnsi="Calibri"/>
+          <w:color w:val="333333"/>
+          <w:sz w:val="24"/>
+          <w:szCs w:val="24"/>
+        </w:rPr>
+        <w:t xml:space="preserve">. If you'd rather hand the writing over, see our </w:t>
+      </w:r>
+      <w:hyperlink w:history="1" r:id="rIdpu4pcaoe49noxyybjyezk">
+        <w:r>
+          <w:rPr>
+            <w:rStyle w:val="Hyperlink"/>
+            <w:rFonts w:ascii="Calibri" w:cs="Calibri" w:eastAsia="Calibri" w:hAnsi="Calibri"/>
+            <w:color w:val="0563C1"/>
+            <w:sz w:val="24"/>
+            <w:szCs w:val="24"/>
+            <w:u w:val="single"/>
+          </w:rPr>
+          <w:t xml:space="preserve">content marketing service</w:t>
+        </w:r>
+      </w:hyperlink>
+      <w:r>
+        <w:rPr>
+          <w:rFonts w:ascii="Calibri" w:cs="Calibri" w:eastAsia="Calibri" w:hAnsi="Calibri"/>
+          <w:color w:val="333333"/>
+          <w:sz w:val="24"/>
+          <w:szCs w:val="24"/>
+        </w:rPr>
+        <w:t xml:space="preserve">.</w:t>
       </w:r>
     </w:p>
     <w:sectPr>
